--- a/docs/downloads/john-nelson-darby/تم/doc_0352.docx
+++ b/docs/downloads/john-nelson-darby/تم/doc_0352.docx
@@ -1,6 +1,6 @@
 
 <file path=word/document.xml><?xml version="1.0" encoding="utf-8"?>
-<w:document xmlns:wpc="http://schemas.microsoft.com/office/word/2010/wordprocessingCanvas" xmlns:cx="http://schemas.microsoft.com/office/drawing/2014/chartex" xmlns:cx1="http://schemas.microsoft.com/office/drawing/2015/9/8/chartex" xmlns:cx2="http://schemas.microsoft.com/office/drawing/2015/10/21/chartex" xmlns:cx3="http://schemas.microsoft.com/office/drawing/2016/5/9/chartex" xmlns:cx4="http://schemas.microsoft.com/office/drawing/2016/5/10/chartex" xmlns:cx5="http://schemas.microsoft.com/office/drawing/2016/5/11/chartex" xmlns:cx6="http://schemas.microsoft.com/office/drawing/2016/5/12/chartex" xmlns:cx7="http://schemas.microsoft.com/office/drawing/2016/5/13/chartex" xmlns:cx8="http://schemas.microsoft.com/office/drawing/2016/5/14/chartex" xmlns:mc="http://schemas.openxmlformats.org/markup-compatibility/2006" xmlns:aink="http://schemas.microsoft.com/office/drawing/2016/ink" xmlns:am3d="http://schemas.microsoft.com/office/drawing/2017/model3d" xmlns:o="urn:schemas-microsoft-com:office:office" xmlns:r="http://schemas.openxmlformats.org/officeDocument/2006/relationships" xmlns:m="http://schemas.openxmlformats.org/officeDocument/2006/math" xmlns:v="urn:schemas-microsoft-com:vml" xmlns:wp14="http://schemas.microsoft.com/office/word/2010/wordprocessingDrawing" xmlns:wp="http://schemas.openxmlformats.org/drawingml/2006/wordprocessingDrawing" xmlns:w10="urn:schemas-microsoft-com:office:word" xmlns:w="http://schemas.openxmlformats.org/wordprocessingml/2006/main" xmlns:w14="http://schemas.microsoft.com/office/word/2010/wordml" xmlns:w15="http://schemas.microsoft.com/office/word/2012/wordml" xmlns:w16cex="http://schemas.microsoft.com/office/word/2018/wordml/cex" xmlns:w16cid="http://schemas.microsoft.com/office/word/2016/wordml/cid" xmlns:w16="http://schemas.microsoft.com/office/word/2018/wordml" xmlns:w16sdtdh="http://schemas.microsoft.com/office/word/2020/wordml/sdtdatahash" xmlns:w16se="http://schemas.microsoft.com/office/word/2015/wordml/symex" xmlns:wpg="http://schemas.microsoft.com/office/word/2010/wordprocessingGroup" xmlns:wpi="http://schemas.microsoft.com/office/word/2010/wordprocessingInk" xmlns:wne="http://schemas.microsoft.com/office/word/2006/wordml" xmlns:wps="http://schemas.microsoft.com/office/word/2010/wordprocessingShape" mc:Ignorable="w14 w15 w16se w16cid w16 w16cex w16sdtdh wp14">
+<w:document xmlns:wpc="http://schemas.microsoft.com/office/word/2010/wordprocessingCanvas" xmlns:cx="http://schemas.microsoft.com/office/drawing/2014/chartex" xmlns:cx1="http://schemas.microsoft.com/office/drawing/2015/9/8/chartex" xmlns:cx2="http://schemas.microsoft.com/office/drawing/2015/10/21/chartex" xmlns:cx3="http://schemas.microsoft.com/office/drawing/2016/5/9/chartex" xmlns:cx4="http://schemas.microsoft.com/office/drawing/2016/5/10/chartex" xmlns:cx5="http://schemas.microsoft.com/office/drawing/2016/5/11/chartex" xmlns:cx6="http://schemas.microsoft.com/office/drawing/2016/5/12/chartex" xmlns:cx7="http://schemas.microsoft.com/office/drawing/2016/5/13/chartex" xmlns:cx8="http://schemas.microsoft.com/office/drawing/2016/5/14/chartex" xmlns:mc="http://schemas.openxmlformats.org/markup-compatibility/2006" xmlns:aink="http://schemas.microsoft.com/office/drawing/2016/ink" xmlns:am3d="http://schemas.microsoft.com/office/drawing/2017/model3d" xmlns:o="urn:schemas-microsoft-com:office:office" xmlns:oel="http://schemas.microsoft.com/office/2019/extlst" xmlns:r="http://schemas.openxmlformats.org/officeDocument/2006/relationships" xmlns:m="http://schemas.openxmlformats.org/officeDocument/2006/math" xmlns:v="urn:schemas-microsoft-com:vml" xmlns:wp14="http://schemas.microsoft.com/office/word/2010/wordprocessingDrawing" xmlns:wp="http://schemas.openxmlformats.org/drawingml/2006/wordprocessingDrawing" xmlns:w10="urn:schemas-microsoft-com:office:word" xmlns:w="http://schemas.openxmlformats.org/wordprocessingml/2006/main" xmlns:w14="http://schemas.microsoft.com/office/word/2010/wordml" xmlns:w15="http://schemas.microsoft.com/office/word/2012/wordml" xmlns:w16cex="http://schemas.microsoft.com/office/word/2018/wordml/cex" xmlns:w16cid="http://schemas.microsoft.com/office/word/2016/wordml/cid" xmlns:w16="http://schemas.microsoft.com/office/word/2018/wordml" xmlns:w16sdtdh="http://schemas.microsoft.com/office/word/2020/wordml/sdtdatahash" xmlns:w16se="http://schemas.microsoft.com/office/word/2015/wordml/symex" xmlns:wpg="http://schemas.microsoft.com/office/word/2010/wordprocessingGroup" xmlns:wpi="http://schemas.microsoft.com/office/word/2010/wordprocessingInk" xmlns:wne="http://schemas.microsoft.com/office/word/2006/wordml" xmlns:wps="http://schemas.microsoft.com/office/word/2010/wordprocessingShape" mc:Ignorable="w14 w15 w16se w16cid w16 w16cex w16sdtdh wp14">
   <w:body>
     <w:p>
       <w:pPr>
@@ -12,66 +12,85 @@
         <w:r>
           <w:rPr>
             <w:rStyle w:val="Hyperlink"/>
-            <w:rFonts w:hint="cs"/>
             <w:rtl/>
           </w:rPr>
-          <w:t>طاعة فورية</w:t>
+          <w:t>طرح الأثقال والخطايا</w:t>
         </w:r>
       </w:hyperlink>
     </w:p>
     <w:p>
       <w:pPr>
-        <w:rPr>
-          <w:rtl/>
-        </w:rPr>
+        <w:bidi w:val="0"/>
       </w:pPr>
       <w:r>
-        <w:t>J N. Darby</w:t>
+        <w:t>John Nelson Darby</w:t>
       </w:r>
     </w:p>
     <w:p>
       <w:pPr>
         <w:rPr>
           <w:rtl/>
+          <w:lang w:bidi="ar-SA"/>
         </w:rPr>
       </w:pPr>
       <w:r>
         <w:rPr>
           <w:rFonts w:hint="cs"/>
           <w:rtl/>
+          <w:lang w:bidi="ar-SA"/>
         </w:rPr>
         <w:t>"</w:t>
       </w:r>
       <w:r>
         <w:rPr>
           <w:rtl/>
-        </w:rPr>
-        <w:t>«لاَ آكُلُ حَتَّى أَتَكَلَّمَ كَلاَمِي»</w:t>
-      </w:r>
-      <w:r>
-        <w:rPr>
-          <w:rFonts w:hint="cs"/>
-          <w:rtl/>
-        </w:rPr>
-        <w:t>" (تكوين 24: 33).</w:t>
+          <w:lang w:bidi="ar-SA"/>
+        </w:rPr>
+        <w:t>لِذلِكَ نَحْنُ أَيْضًا إِذْ لَنَا سَحَابَةٌ مِنَ الشُّهُودِ مِقْدَارُ هذِهِ مُحِيطَةٌ بِنَا، لِنَطْرَحْ كُلَّ ثِقْل، وَالْخَطِيَّةَ الْمُحِيطَةَ بِنَا بِسُهُولَةٍ، وَلْنُحَاضِرْ بِالصَّبْرِ فِي الْجِهَادِ الْمَوْضُوعِ أَمَامَنَا،</w:t>
+      </w:r>
+      <w:r>
+        <w:rPr>
+          <w:rFonts w:hint="cs"/>
+          <w:rtl/>
+          <w:lang w:bidi="ar-SA"/>
+        </w:rPr>
+        <w:t xml:space="preserve"> </w:t>
+      </w:r>
+      <w:r>
+        <w:rPr>
+          <w:rtl/>
+          <w:lang w:bidi="ar-SA"/>
+        </w:rPr>
+        <w:t>نَاظِرِينَ إِلَى رَئِيسِ الإِيمَانِ وَمُكَمِّلِهِ يَسُوعَ،</w:t>
+      </w:r>
+      <w:r>
+        <w:rPr>
+          <w:rFonts w:hint="cs"/>
+          <w:rtl/>
+          <w:lang w:bidi="ar-SA"/>
+        </w:rPr>
+        <w:t>" (عبرانيين 12: 1، 2).</w:t>
       </w:r>
     </w:p>
     <w:p>
       <w:pPr>
         <w:rPr>
           <w:rtl/>
+          <w:lang w:bidi="ar-SA"/>
         </w:rPr>
       </w:pPr>
       <w:r>
         <w:rPr>
           <w:rFonts w:hint="cs"/>
           <w:rtl/>
-        </w:rPr>
-        <w:t xml:space="preserve">ألعازر مشحون بمأموريته ولأجل هذا رفض العرض بأن يأكل شيئًا. هو يفعل ما لا بد أن يفعله. إحدى أسرار حياة المسيحي قائمة في تتميم عمل الله فوريًا من بعد أن فهم مشيئة الله، وبأن لا يسمح لأي تأخير </w:t>
-      </w:r>
-      <w:r>
-        <w:rPr>
-          <w:rtl/>
+          <w:lang w:bidi="ar-SA"/>
+        </w:rPr>
+        <w:t xml:space="preserve">جميعنا نعرف الأثقال والخطايا في حياتنا </w:t>
+      </w:r>
+      <w:r>
+        <w:rPr>
+          <w:rtl/>
+          <w:lang w:bidi="ar-SA"/>
         </w:rPr>
         <w:t>–</w:t>
       </w:r>
@@ -79,126 +98,111 @@
         <w:rPr>
           <w:rFonts w:hint="cs"/>
           <w:rtl/>
-        </w:rPr>
-        <w:t xml:space="preserve"> وإن كان </w:t>
-      </w:r>
-      <w:r>
-        <w:rPr>
-          <w:rFonts w:hint="cs"/>
-          <w:rtl/>
-        </w:rPr>
-        <w:t>ب</w:t>
-      </w:r>
-      <w:r>
-        <w:rPr>
-          <w:rFonts w:hint="cs"/>
-          <w:rtl/>
-        </w:rPr>
-        <w:t>إسكات احتياجنا الجسدي. هذا هو عمل تأثير الروح القدس وبرهانه.</w:t>
+          <w:lang w:bidi="ar-SA"/>
+        </w:rPr>
+        <w:t xml:space="preserve"> للأسف. إننا لا نريدها أن تكون لدينا أبدًا. نحن نريد أن ننفك عنها. لكن كيف؟ كل المحاولات التي وضعنا قوانينها بأنفسنا تفشل. فهل الأمر لهذا مستحيل؟ إن مفسر الكتاب المقدس يوحنا داربي يرينا الحل بالارتباط بالعدد المقتبس أعلاه.</w:t>
       </w:r>
     </w:p>
     <w:p>
       <w:pPr>
         <w:rPr>
           <w:rtl/>
+          <w:lang w:bidi="ar-SA"/>
         </w:rPr>
       </w:pPr>
       <w:r>
         <w:rPr>
           <w:rFonts w:hint="cs"/>
           <w:rtl/>
-        </w:rPr>
-        <w:t xml:space="preserve">ألعازر يتمنى بأن يتمم مأموريته. وعن ماذا كانت؟ كانت متعلقة بشؤون إبراهيم، سيده، وكرامته،! </w:t>
-      </w:r>
-      <w:r>
-        <w:rPr>
-          <w:rFonts w:hint="cs"/>
-          <w:rtl/>
-        </w:rPr>
-        <w:t>إن الذي ائتمنها له كانت اهتمامات اسحق، ابنه.</w:t>
+          <w:lang w:bidi="ar-SA"/>
+        </w:rPr>
+        <w:t xml:space="preserve">من المُلاحَظ بأن نرى الصورة التي يحاول بها الرسول بأن يحرّك العبرانيين المؤمنين بأن يتحرروا من كل عائق، إن كانت خطية أو مصاعب، كما لو كل ما كانوا يحتاجون عمله هو طرحه مثل أي ثِقل ليس منه طائل. وفعلاً إن نظرنا إلى يسوع، فلا يوجد ما هو أسهل من ذلك، وإن لم ننظر إليه ففي الواقع أيضًا </w:t>
+      </w:r>
+      <w:r>
+        <w:rPr>
+          <w:rFonts w:hint="cs"/>
+          <w:rtl/>
+          <w:lang w:bidi="ar-SA"/>
+        </w:rPr>
+        <w:t>لن يستحيل أي شيء.</w:t>
       </w:r>
     </w:p>
     <w:p>
       <w:pPr>
         <w:rPr>
           <w:rtl/>
+          <w:lang w:bidi="ar-SA"/>
         </w:rPr>
       </w:pPr>
       <w:r>
         <w:rPr>
           <w:rFonts w:hint="cs"/>
           <w:rtl/>
-        </w:rPr>
-        <w:t>ونحن استأمنا الله على مجد يسوع، ابنه؛ وهذا المجد يشغلنا بالروح القدس المعطى لنا إن كانت عيننا بسيطة وكانت لنا قدرة تمييز روحية وفق المقام الذي نقلنا إليه الله. عندما أفكر براحتي، بشؤوني بما يخصني (وهنالك الآلاف من الأسباب التي هي ضد الطاعة الفورية)، عندها سيكون معناه أننا نستشير لحمًا ودمًا . لكن إن سألت ما هي اهتمامات المسيح، عندها سيُحسَم الأمر سريعًا. إن فكرت في أمر آخر، عندها لا أكون ساعيًا لمجد المسيح المؤتمن لي.</w:t>
+          <w:lang w:bidi="ar-SA"/>
+        </w:rPr>
+        <w:t xml:space="preserve">هنالك أمران علينا طرحهما: كل ثقل والخطية التي تريد أن تشتبك بين أقدامنا؛ لأن الرسول يتكلم عن أولئك الذين </w:t>
+      </w:r>
+      <w:r>
+        <w:rPr>
+          <w:rFonts w:hint="cs"/>
+          <w:rtl/>
+          <w:lang w:bidi="ar-SA"/>
+        </w:rPr>
+        <w:t>يركضون</w:t>
+      </w:r>
+      <w:r>
+        <w:rPr>
+          <w:rFonts w:hint="cs"/>
+          <w:rtl/>
+          <w:lang w:bidi="ar-SA"/>
+        </w:rPr>
+        <w:t xml:space="preserve"> في الميدان. الجسد، القلب البشري مشغول بالهموم والمصاعب، وكلما ازداد تفكيرنا بها كلما ازدادت شكوانا منها. كما والقلب أيضًا ينغوي بغرض رغباته التي لا يتحرر منها. فمحاربتنا هي إذًا ضد قلب يحب أمرًا نصارعه. إننا نفصل أنفسنا في الباطن، في أفكارنا، ليس من هذا الأمر. إن نظرنا إلى يسوع فسيكون الإنسان الجديد هو العامل. فهنالك غرض جديد يخفف عنا ويطلقنا بعاطفة جديدة موجودة في طبيعة جديدة</w:t>
+      </w:r>
+      <w:r>
+        <w:rPr>
+          <w:rFonts w:hint="cs"/>
+          <w:rtl/>
+          <w:lang w:bidi="ar-SA"/>
+        </w:rPr>
+        <w:t xml:space="preserve"> من كل شيء آخر، وفي يسوع بنفسه الذي نحن ناظرين إليه توجد قوة تعمل على تحريرنا.</w:t>
       </w:r>
     </w:p>
     <w:p>
       <w:pPr>
         <w:rPr>
           <w:rFonts w:hint="cs"/>
-          <w:rtl/>
+          <w:lang w:bidi="ar-SA"/>
         </w:rPr>
       </w:pPr>
       <w:r>
         <w:rPr>
-          <w:rtl/>
-        </w:rPr>
-        <w:t>ألعازر</w:t>
-      </w:r>
-      <w:r>
-        <w:rPr>
-          <w:rFonts w:hint="cs"/>
-          <w:rtl/>
-        </w:rPr>
-        <w:t xml:space="preserve"> فكّر باستمرار بابراهيم مَن أسلمه كل شيء؛ فكانت أفكاره تدور فقط حوله. عندما تمتلئ قلوبنا </w:t>
-      </w:r>
-      <w:r>
-        <w:rPr>
-          <w:rFonts w:hint="cs"/>
-          <w:rtl/>
-        </w:rPr>
-        <w:t xml:space="preserve">من الروح القدس سيكون حالنا هكذا تمامًا. إنه من المهم جدًا بالنسبة لنا بأن نحفظ في فكرنا بأن الله ائتمننا على مجد يسوع. هو لا يحتاجنا؛ وما عدا ذلك </w:t>
-      </w:r>
-      <w:r>
-        <w:rPr>
-          <w:rtl/>
-        </w:rPr>
-        <w:t>–</w:t>
-      </w:r>
-      <w:r>
-        <w:rPr>
-          <w:rFonts w:hint="cs"/>
-          <w:rtl/>
-        </w:rPr>
-        <w:t xml:space="preserve"> ماذا عسانا أن نعمل؟ إنه هو الذي يعمل فينا؛ ولا بد لنا أن نتركه فقط بأن يعمل. الاعتماد على الرب يظهر في عزيمة العبد. لذا قال ألعازر: </w:t>
-      </w:r>
-      <w:r>
-        <w:rPr>
-          <w:rtl/>
-        </w:rPr>
-        <w:t>"«لاَ آكُلُ حَتَّى أَتَكَلَّمَ كَلاَمِي»"</w:t>
-      </w:r>
-      <w:r>
-        <w:rPr>
-          <w:rFonts w:hint="cs"/>
-          <w:rtl/>
-        </w:rPr>
-        <w:t>.</w:t>
-      </w:r>
-    </w:p>
-    <w:p>
-      <w:pPr>
-        <w:rPr>
-          <w:rFonts w:hint="cs"/>
-        </w:rPr>
-      </w:pPr>
+          <w:rFonts w:hint="cs"/>
+          <w:rtl/>
+          <w:lang w:bidi="ar-SA"/>
+        </w:rPr>
+        <w:t>ومن خلال طرحنا بعزم لكل شيء تصبح المسألة سهلة من خلال نظرنا إلى مَا يملأ القلب بأمور أخرى ويُشغله في أجواء أسمى، حيث يتفاعل غرض جديد وطبيعة جديدة، وفي هذا الغرض هنالك قوة عاملة تتحكم بكل القلب وتطرد كل المواضيع التي تؤثر فقط على الطبيعة العتيقة. إن الذي نشعر به كثقل نطرحه بسهولة وبسرور. إن كان هنالك موضوع خاص أمام أنظارنا، هدف آخر سائرين وراءه فإننا نحكم على كل أمر بحسب تأثيره على هذا الموضوع. فإن كنت مثلاً أركض في ميدان وكل أفكاري موجهة إلى المجازاة، فحتى كيس</w:t>
+      </w:r>
+      <w:r>
+        <w:rPr>
+          <w:rFonts w:hint="cs"/>
+          <w:rtl/>
+          <w:lang w:bidi="ar-SA"/>
+        </w:rPr>
+        <w:t xml:space="preserve"> مليء بالذهب سيكون ثقلاً لي، ولن يكون من الصعب عليّ طرحه. الآن، نحن علينا أن ننظر إلى يسوع. فيه فقط يمكننا أن نطرح كل ما يعيقنا بسهولة ودون تراجع. إننا لا يمكننا أن نحارب الخطية بالجسد.</w:t>
+      </w:r>
+      <w:r>
+        <w:rPr>
+          <w:rFonts w:hint="cs"/>
+          <w:rtl/>
+          <w:lang w:bidi="ar-SA"/>
+        </w:rPr>
+        <w:t xml:space="preserve"> (من سينوبسيس رسالة العبرانيين).</w:t>
+      </w:r>
     </w:p>
     <w:sectPr>
-      <w:pgSz w:w="11906" w:h="16838"/>
-      <w:pgMar w:top="1440" w:right="1440" w:bottom="1440" w:left="1440" w:header="708" w:footer="708" w:gutter="0"/>
-      <w:cols w:space="708"/>
-      <w:bidi/>
-      <w:rtlGutter/>
+      <w:pgSz w:w="12240" w:h="15840"/>
+      <w:pgMar w:top="1440" w:right="1800" w:bottom="1440" w:left="1800" w:header="720" w:footer="720" w:gutter="0"/>
+      <w:cols w:space="720"/>
       <w:docGrid w:linePitch="360"/>
     </w:sectPr>
   </w:body>
@@ -211,9 +215,11 @@
     <w:rPrDefault>
       <w:rPr>
         <w:rFonts w:ascii="Sakkal Majalla" w:eastAsiaTheme="minorHAnsi" w:hAnsi="Sakkal Majalla" w:cs="Sakkal Majalla"/>
+        <w:kern w:val="2"/>
         <w:sz w:val="28"/>
         <w:szCs w:val="28"/>
         <w:lang w:val="en-US" w:eastAsia="en-US" w:bidi="he-IL"/>
+        <w14:ligatures w14:val="standardContextual"/>
       </w:rPr>
     </w:rPrDefault>
     <w:pPrDefault>
@@ -613,6 +619,7 @@
   <w:style w:type="character" w:default="1" w:styleId="DefaultParagraphFont">
     <w:name w:val="Default Paragraph Font"/>
     <w:uiPriority w:val="1"/>
+    <w:semiHidden/>
     <w:unhideWhenUsed/>
   </w:style>
   <w:style w:type="table" w:default="1" w:styleId="TableNormal">
@@ -641,7 +648,7 @@
     <w:basedOn w:val="DefaultParagraphFont"/>
     <w:uiPriority w:val="99"/>
     <w:unhideWhenUsed/>
-    <w:rsid w:val="00040D3D"/>
+    <w:rsid w:val="00672853"/>
     <w:rPr>
       <w:color w:val="0563C1" w:themeColor="hyperlink"/>
       <w:u w:val="single"/>
@@ -653,7 +660,7 @@
     <w:uiPriority w:val="99"/>
     <w:semiHidden/>
     <w:unhideWhenUsed/>
-    <w:rsid w:val="00040D3D"/>
+    <w:rsid w:val="00672853"/>
     <w:rPr>
       <w:color w:val="605E5C"/>
       <w:shd w:val="clear" w:color="auto" w:fill="E1DFDD"/>

--- a/docs/downloads/john-nelson-darby/تم/doc_0352.docx
+++ b/docs/downloads/john-nelson-darby/تم/doc_0352.docx
@@ -1,6 +1,6 @@
 
 <file path=word/document.xml><?xml version="1.0" encoding="utf-8"?>
-<w:document xmlns:wpc="http://schemas.microsoft.com/office/word/2010/wordprocessingCanvas" xmlns:cx="http://schemas.microsoft.com/office/drawing/2014/chartex" xmlns:cx1="http://schemas.microsoft.com/office/drawing/2015/9/8/chartex" xmlns:cx2="http://schemas.microsoft.com/office/drawing/2015/10/21/chartex" xmlns:cx3="http://schemas.microsoft.com/office/drawing/2016/5/9/chartex" xmlns:cx4="http://schemas.microsoft.com/office/drawing/2016/5/10/chartex" xmlns:cx5="http://schemas.microsoft.com/office/drawing/2016/5/11/chartex" xmlns:cx6="http://schemas.microsoft.com/office/drawing/2016/5/12/chartex" xmlns:cx7="http://schemas.microsoft.com/office/drawing/2016/5/13/chartex" xmlns:cx8="http://schemas.microsoft.com/office/drawing/2016/5/14/chartex" xmlns:mc="http://schemas.openxmlformats.org/markup-compatibility/2006" xmlns:aink="http://schemas.microsoft.com/office/drawing/2016/ink" xmlns:am3d="http://schemas.microsoft.com/office/drawing/2017/model3d" xmlns:o="urn:schemas-microsoft-com:office:office" xmlns:oel="http://schemas.microsoft.com/office/2019/extlst" xmlns:r="http://schemas.openxmlformats.org/officeDocument/2006/relationships" xmlns:m="http://schemas.openxmlformats.org/officeDocument/2006/math" xmlns:v="urn:schemas-microsoft-com:vml" xmlns:wp14="http://schemas.microsoft.com/office/word/2010/wordprocessingDrawing" xmlns:wp="http://schemas.openxmlformats.org/drawingml/2006/wordprocessingDrawing" xmlns:w10="urn:schemas-microsoft-com:office:word" xmlns:w="http://schemas.openxmlformats.org/wordprocessingml/2006/main" xmlns:w14="http://schemas.microsoft.com/office/word/2010/wordml" xmlns:w15="http://schemas.microsoft.com/office/word/2012/wordml" xmlns:w16cex="http://schemas.microsoft.com/office/word/2018/wordml/cex" xmlns:w16cid="http://schemas.microsoft.com/office/word/2016/wordml/cid" xmlns:w16="http://schemas.microsoft.com/office/word/2018/wordml" xmlns:w16sdtdh="http://schemas.microsoft.com/office/word/2020/wordml/sdtdatahash" xmlns:w16se="http://schemas.microsoft.com/office/word/2015/wordml/symex" xmlns:wpg="http://schemas.microsoft.com/office/word/2010/wordprocessingGroup" xmlns:wpi="http://schemas.microsoft.com/office/word/2010/wordprocessingInk" xmlns:wne="http://schemas.microsoft.com/office/word/2006/wordml" xmlns:wps="http://schemas.microsoft.com/office/word/2010/wordprocessingShape" mc:Ignorable="w14 w15 w16se w16cid w16 w16cex w16sdtdh wp14">
+<w:document xmlns:wpc="http://schemas.microsoft.com/office/word/2010/wordprocessingCanvas" xmlns:cx="http://schemas.microsoft.com/office/drawing/2014/chartex" xmlns:cx1="http://schemas.microsoft.com/office/drawing/2015/9/8/chartex" xmlns:cx2="http://schemas.microsoft.com/office/drawing/2015/10/21/chartex" xmlns:cx3="http://schemas.microsoft.com/office/drawing/2016/5/9/chartex" xmlns:cx4="http://schemas.microsoft.com/office/drawing/2016/5/10/chartex" xmlns:cx5="http://schemas.microsoft.com/office/drawing/2016/5/11/chartex" xmlns:cx6="http://schemas.microsoft.com/office/drawing/2016/5/12/chartex" xmlns:cx7="http://schemas.microsoft.com/office/drawing/2016/5/13/chartex" xmlns:cx8="http://schemas.microsoft.com/office/drawing/2016/5/14/chartex" xmlns:mc="http://schemas.openxmlformats.org/markup-compatibility/2006" xmlns:aink="http://schemas.microsoft.com/office/drawing/2016/ink" xmlns:am3d="http://schemas.microsoft.com/office/drawing/2017/model3d" xmlns:o="urn:schemas-microsoft-com:office:office" xmlns:r="http://schemas.openxmlformats.org/officeDocument/2006/relationships" xmlns:m="http://schemas.openxmlformats.org/officeDocument/2006/math" xmlns:v="urn:schemas-microsoft-com:vml" xmlns:wp14="http://schemas.microsoft.com/office/word/2010/wordprocessingDrawing" xmlns:wp="http://schemas.openxmlformats.org/drawingml/2006/wordprocessingDrawing" xmlns:w10="urn:schemas-microsoft-com:office:word" xmlns:w="http://schemas.openxmlformats.org/wordprocessingml/2006/main" xmlns:w14="http://schemas.microsoft.com/office/word/2010/wordml" xmlns:w15="http://schemas.microsoft.com/office/word/2012/wordml" xmlns:w16cex="http://schemas.microsoft.com/office/word/2018/wordml/cex" xmlns:w16cid="http://schemas.microsoft.com/office/word/2016/wordml/cid" xmlns:w16="http://schemas.microsoft.com/office/word/2018/wordml" xmlns:w16sdtdh="http://schemas.microsoft.com/office/word/2020/wordml/sdtdatahash" xmlns:w16se="http://schemas.microsoft.com/office/word/2015/wordml/symex" xmlns:wpg="http://schemas.microsoft.com/office/word/2010/wordprocessingGroup" xmlns:wpi="http://schemas.microsoft.com/office/word/2010/wordprocessingInk" xmlns:wne="http://schemas.microsoft.com/office/word/2006/wordml" xmlns:wps="http://schemas.microsoft.com/office/word/2010/wordprocessingShape" mc:Ignorable="w14 w15 w16se w16cid w16 w16cex w16sdtdh wp14">
   <w:body>
     <w:p>
       <w:pPr>
@@ -12,85 +12,66 @@
         <w:r>
           <w:rPr>
             <w:rStyle w:val="Hyperlink"/>
+            <w:rFonts w:hint="cs"/>
             <w:rtl/>
           </w:rPr>
-          <w:t>طرح الأثقال والخطايا</w:t>
+          <w:t>طاعة فورية</w:t>
         </w:r>
       </w:hyperlink>
     </w:p>
     <w:p>
       <w:pPr>
-        <w:bidi w:val="0"/>
+        <w:rPr>
+          <w:rtl/>
+        </w:rPr>
       </w:pPr>
       <w:r>
-        <w:t>John Nelson Darby</w:t>
+        <w:t>J N. Darby</w:t>
       </w:r>
     </w:p>
     <w:p>
       <w:pPr>
         <w:rPr>
           <w:rtl/>
-          <w:lang w:bidi="ar-SA"/>
         </w:rPr>
       </w:pPr>
       <w:r>
         <w:rPr>
           <w:rFonts w:hint="cs"/>
           <w:rtl/>
-          <w:lang w:bidi="ar-SA"/>
         </w:rPr>
         <w:t>"</w:t>
       </w:r>
       <w:r>
         <w:rPr>
           <w:rtl/>
-          <w:lang w:bidi="ar-SA"/>
-        </w:rPr>
-        <w:t>لِذلِكَ نَحْنُ أَيْضًا إِذْ لَنَا سَحَابَةٌ مِنَ الشُّهُودِ مِقْدَارُ هذِهِ مُحِيطَةٌ بِنَا، لِنَطْرَحْ كُلَّ ثِقْل، وَالْخَطِيَّةَ الْمُحِيطَةَ بِنَا بِسُهُولَةٍ، وَلْنُحَاضِرْ بِالصَّبْرِ فِي الْجِهَادِ الْمَوْضُوعِ أَمَامَنَا،</w:t>
-      </w:r>
-      <w:r>
-        <w:rPr>
-          <w:rFonts w:hint="cs"/>
-          <w:rtl/>
-          <w:lang w:bidi="ar-SA"/>
-        </w:rPr>
-        <w:t xml:space="preserve"> </w:t>
-      </w:r>
-      <w:r>
-        <w:rPr>
-          <w:rtl/>
-          <w:lang w:bidi="ar-SA"/>
-        </w:rPr>
-        <w:t>نَاظِرِينَ إِلَى رَئِيسِ الإِيمَانِ وَمُكَمِّلِهِ يَسُوعَ،</w:t>
-      </w:r>
-      <w:r>
-        <w:rPr>
-          <w:rFonts w:hint="cs"/>
-          <w:rtl/>
-          <w:lang w:bidi="ar-SA"/>
-        </w:rPr>
-        <w:t>" (عبرانيين 12: 1، 2).</w:t>
+        </w:rPr>
+        <w:t>«لاَ آكُلُ حَتَّى أَتَكَلَّمَ كَلاَمِي»</w:t>
+      </w:r>
+      <w:r>
+        <w:rPr>
+          <w:rFonts w:hint="cs"/>
+          <w:rtl/>
+        </w:rPr>
+        <w:t>" (تكوين 24: 33).</w:t>
       </w:r>
     </w:p>
     <w:p>
       <w:pPr>
         <w:rPr>
           <w:rtl/>
-          <w:lang w:bidi="ar-SA"/>
         </w:rPr>
       </w:pPr>
       <w:r>
         <w:rPr>
           <w:rFonts w:hint="cs"/>
           <w:rtl/>
-          <w:lang w:bidi="ar-SA"/>
-        </w:rPr>
-        <w:t xml:space="preserve">جميعنا نعرف الأثقال والخطايا في حياتنا </w:t>
-      </w:r>
-      <w:r>
-        <w:rPr>
-          <w:rtl/>
-          <w:lang w:bidi="ar-SA"/>
+        </w:rPr>
+        <w:t xml:space="preserve">ألعازر مشحون بمأموريته ولأجل هذا رفض العرض بأن يأكل شيئًا. هو يفعل ما لا بد أن يفعله. إحدى أسرار حياة المسيحي قائمة في تتميم عمل الله فوريًا من بعد أن فهم مشيئة الله، وبأن لا يسمح لأي تأخير </w:t>
+      </w:r>
+      <w:r>
+        <w:rPr>
+          <w:rtl/>
         </w:rPr>
         <w:t>–</w:t>
       </w:r>
@@ -98,111 +79,126 @@
         <w:rPr>
           <w:rFonts w:hint="cs"/>
           <w:rtl/>
-          <w:lang w:bidi="ar-SA"/>
-        </w:rPr>
-        <w:t xml:space="preserve"> للأسف. إننا لا نريدها أن تكون لدينا أبدًا. نحن نريد أن ننفك عنها. لكن كيف؟ كل المحاولات التي وضعنا قوانينها بأنفسنا تفشل. فهل الأمر لهذا مستحيل؟ إن مفسر الكتاب المقدس يوحنا داربي يرينا الحل بالارتباط بالعدد المقتبس أعلاه.</w:t>
+        </w:rPr>
+        <w:t xml:space="preserve"> وإن كان </w:t>
+      </w:r>
+      <w:r>
+        <w:rPr>
+          <w:rFonts w:hint="cs"/>
+          <w:rtl/>
+        </w:rPr>
+        <w:t>ب</w:t>
+      </w:r>
+      <w:r>
+        <w:rPr>
+          <w:rFonts w:hint="cs"/>
+          <w:rtl/>
+        </w:rPr>
+        <w:t>إسكات احتياجنا الجسدي. هذا هو عمل تأثير الروح القدس وبرهانه.</w:t>
       </w:r>
     </w:p>
     <w:p>
       <w:pPr>
         <w:rPr>
           <w:rtl/>
-          <w:lang w:bidi="ar-SA"/>
         </w:rPr>
       </w:pPr>
       <w:r>
         <w:rPr>
           <w:rFonts w:hint="cs"/>
           <w:rtl/>
-          <w:lang w:bidi="ar-SA"/>
-        </w:rPr>
-        <w:t xml:space="preserve">من المُلاحَظ بأن نرى الصورة التي يحاول بها الرسول بأن يحرّك العبرانيين المؤمنين بأن يتحرروا من كل عائق، إن كانت خطية أو مصاعب، كما لو كل ما كانوا يحتاجون عمله هو طرحه مثل أي ثِقل ليس منه طائل. وفعلاً إن نظرنا إلى يسوع، فلا يوجد ما هو أسهل من ذلك، وإن لم ننظر إليه ففي الواقع أيضًا </w:t>
-      </w:r>
-      <w:r>
-        <w:rPr>
-          <w:rFonts w:hint="cs"/>
-          <w:rtl/>
-          <w:lang w:bidi="ar-SA"/>
-        </w:rPr>
-        <w:t>لن يستحيل أي شيء.</w:t>
+        </w:rPr>
+        <w:t xml:space="preserve">ألعازر يتمنى بأن يتمم مأموريته. وعن ماذا كانت؟ كانت متعلقة بشؤون إبراهيم، سيده، وكرامته،! </w:t>
+      </w:r>
+      <w:r>
+        <w:rPr>
+          <w:rFonts w:hint="cs"/>
+          <w:rtl/>
+        </w:rPr>
+        <w:t>إن الذي ائتمنها له كانت اهتمامات اسحق، ابنه.</w:t>
       </w:r>
     </w:p>
     <w:p>
       <w:pPr>
         <w:rPr>
           <w:rtl/>
-          <w:lang w:bidi="ar-SA"/>
         </w:rPr>
       </w:pPr>
       <w:r>
         <w:rPr>
           <w:rFonts w:hint="cs"/>
           <w:rtl/>
-          <w:lang w:bidi="ar-SA"/>
-        </w:rPr>
-        <w:t xml:space="preserve">هنالك أمران علينا طرحهما: كل ثقل والخطية التي تريد أن تشتبك بين أقدامنا؛ لأن الرسول يتكلم عن أولئك الذين </w:t>
-      </w:r>
-      <w:r>
-        <w:rPr>
-          <w:rFonts w:hint="cs"/>
-          <w:rtl/>
-          <w:lang w:bidi="ar-SA"/>
-        </w:rPr>
-        <w:t>يركضون</w:t>
-      </w:r>
-      <w:r>
-        <w:rPr>
-          <w:rFonts w:hint="cs"/>
-          <w:rtl/>
-          <w:lang w:bidi="ar-SA"/>
-        </w:rPr>
-        <w:t xml:space="preserve"> في الميدان. الجسد، القلب البشري مشغول بالهموم والمصاعب، وكلما ازداد تفكيرنا بها كلما ازدادت شكوانا منها. كما والقلب أيضًا ينغوي بغرض رغباته التي لا يتحرر منها. فمحاربتنا هي إذًا ضد قلب يحب أمرًا نصارعه. إننا نفصل أنفسنا في الباطن، في أفكارنا، ليس من هذا الأمر. إن نظرنا إلى يسوع فسيكون الإنسان الجديد هو العامل. فهنالك غرض جديد يخفف عنا ويطلقنا بعاطفة جديدة موجودة في طبيعة جديدة</w:t>
-      </w:r>
-      <w:r>
-        <w:rPr>
-          <w:rFonts w:hint="cs"/>
-          <w:rtl/>
-          <w:lang w:bidi="ar-SA"/>
-        </w:rPr>
-        <w:t xml:space="preserve"> من كل شيء آخر، وفي يسوع بنفسه الذي نحن ناظرين إليه توجد قوة تعمل على تحريرنا.</w:t>
+        </w:rPr>
+        <w:t>ونحن استأمنا الله على مجد يسوع، ابنه؛ وهذا المجد يشغلنا بالروح القدس المعطى لنا إن كانت عيننا بسيطة وكانت لنا قدرة تمييز روحية وفق المقام الذي نقلنا إليه الله. عندما أفكر براحتي، بشؤوني بما يخصني (وهنالك الآلاف من الأسباب التي هي ضد الطاعة الفورية)، عندها سيكون معناه أننا نستشير لحمًا ودمًا . لكن إن سألت ما هي اهتمامات المسيح، عندها سيُحسَم الأمر سريعًا. إن فكرت في أمر آخر، عندها لا أكون ساعيًا لمجد المسيح المؤتمن لي.</w:t>
       </w:r>
     </w:p>
     <w:p>
       <w:pPr>
         <w:rPr>
           <w:rFonts w:hint="cs"/>
-          <w:lang w:bidi="ar-SA"/>
+          <w:rtl/>
         </w:rPr>
       </w:pPr>
       <w:r>
         <w:rPr>
-          <w:rFonts w:hint="cs"/>
-          <w:rtl/>
-          <w:lang w:bidi="ar-SA"/>
-        </w:rPr>
-        <w:t>ومن خلال طرحنا بعزم لكل شيء تصبح المسألة سهلة من خلال نظرنا إلى مَا يملأ القلب بأمور أخرى ويُشغله في أجواء أسمى، حيث يتفاعل غرض جديد وطبيعة جديدة، وفي هذا الغرض هنالك قوة عاملة تتحكم بكل القلب وتطرد كل المواضيع التي تؤثر فقط على الطبيعة العتيقة. إن الذي نشعر به كثقل نطرحه بسهولة وبسرور. إن كان هنالك موضوع خاص أمام أنظارنا، هدف آخر سائرين وراءه فإننا نحكم على كل أمر بحسب تأثيره على هذا الموضوع. فإن كنت مثلاً أركض في ميدان وكل أفكاري موجهة إلى المجازاة، فحتى كيس</w:t>
-      </w:r>
-      <w:r>
-        <w:rPr>
-          <w:rFonts w:hint="cs"/>
-          <w:rtl/>
-          <w:lang w:bidi="ar-SA"/>
-        </w:rPr>
-        <w:t xml:space="preserve"> مليء بالذهب سيكون ثقلاً لي، ولن يكون من الصعب عليّ طرحه. الآن، نحن علينا أن ننظر إلى يسوع. فيه فقط يمكننا أن نطرح كل ما يعيقنا بسهولة ودون تراجع. إننا لا يمكننا أن نحارب الخطية بالجسد.</w:t>
-      </w:r>
-      <w:r>
-        <w:rPr>
-          <w:rFonts w:hint="cs"/>
-          <w:rtl/>
-          <w:lang w:bidi="ar-SA"/>
-        </w:rPr>
-        <w:t xml:space="preserve"> (من سينوبسيس رسالة العبرانيين).</w:t>
-      </w:r>
+          <w:rtl/>
+        </w:rPr>
+        <w:t>ألعازر</w:t>
+      </w:r>
+      <w:r>
+        <w:rPr>
+          <w:rFonts w:hint="cs"/>
+          <w:rtl/>
+        </w:rPr>
+        <w:t xml:space="preserve"> فكّر باستمرار بابراهيم مَن أسلمه كل شيء؛ فكانت أفكاره تدور فقط حوله. عندما تمتلئ قلوبنا </w:t>
+      </w:r>
+      <w:r>
+        <w:rPr>
+          <w:rFonts w:hint="cs"/>
+          <w:rtl/>
+        </w:rPr>
+        <w:t xml:space="preserve">من الروح القدس سيكون حالنا هكذا تمامًا. إنه من المهم جدًا بالنسبة لنا بأن نحفظ في فكرنا بأن الله ائتمننا على مجد يسوع. هو لا يحتاجنا؛ وما عدا ذلك </w:t>
+      </w:r>
+      <w:r>
+        <w:rPr>
+          <w:rtl/>
+        </w:rPr>
+        <w:t>–</w:t>
+      </w:r>
+      <w:r>
+        <w:rPr>
+          <w:rFonts w:hint="cs"/>
+          <w:rtl/>
+        </w:rPr>
+        <w:t xml:space="preserve"> ماذا عسانا أن نعمل؟ إنه هو الذي يعمل فينا؛ ولا بد لنا أن نتركه فقط بأن يعمل. الاعتماد على الرب يظهر في عزيمة العبد. لذا قال ألعازر: </w:t>
+      </w:r>
+      <w:r>
+        <w:rPr>
+          <w:rtl/>
+        </w:rPr>
+        <w:t>"«لاَ آكُلُ حَتَّى أَتَكَلَّمَ كَلاَمِي»"</w:t>
+      </w:r>
+      <w:r>
+        <w:rPr>
+          <w:rFonts w:hint="cs"/>
+          <w:rtl/>
+        </w:rPr>
+        <w:t>.</w:t>
+      </w:r>
+    </w:p>
+    <w:p>
+      <w:pPr>
+        <w:rPr>
+          <w:rFonts w:hint="cs"/>
+        </w:rPr>
+      </w:pPr>
     </w:p>
     <w:sectPr>
-      <w:pgSz w:w="12240" w:h="15840"/>
-      <w:pgMar w:top="1440" w:right="1800" w:bottom="1440" w:left="1800" w:header="720" w:footer="720" w:gutter="0"/>
-      <w:cols w:space="720"/>
+      <w:pgSz w:w="11906" w:h="16838"/>
+      <w:pgMar w:top="1440" w:right="1440" w:bottom="1440" w:left="1440" w:header="708" w:footer="708" w:gutter="0"/>
+      <w:cols w:space="708"/>
+      <w:bidi/>
+      <w:rtlGutter/>
       <w:docGrid w:linePitch="360"/>
     </w:sectPr>
   </w:body>
@@ -215,11 +211,9 @@
     <w:rPrDefault>
       <w:rPr>
         <w:rFonts w:ascii="Sakkal Majalla" w:eastAsiaTheme="minorHAnsi" w:hAnsi="Sakkal Majalla" w:cs="Sakkal Majalla"/>
-        <w:kern w:val="2"/>
         <w:sz w:val="28"/>
         <w:szCs w:val="28"/>
         <w:lang w:val="en-US" w:eastAsia="en-US" w:bidi="he-IL"/>
-        <w14:ligatures w14:val="standardContextual"/>
       </w:rPr>
     </w:rPrDefault>
     <w:pPrDefault>
@@ -619,7 +613,6 @@
   <w:style w:type="character" w:default="1" w:styleId="DefaultParagraphFont">
     <w:name w:val="Default Paragraph Font"/>
     <w:uiPriority w:val="1"/>
-    <w:semiHidden/>
     <w:unhideWhenUsed/>
   </w:style>
   <w:style w:type="table" w:default="1" w:styleId="TableNormal">
@@ -648,7 +641,7 @@
     <w:basedOn w:val="DefaultParagraphFont"/>
     <w:uiPriority w:val="99"/>
     <w:unhideWhenUsed/>
-    <w:rsid w:val="00672853"/>
+    <w:rsid w:val="00040D3D"/>
     <w:rPr>
       <w:color w:val="0563C1" w:themeColor="hyperlink"/>
       <w:u w:val="single"/>
@@ -660,7 +653,7 @@
     <w:uiPriority w:val="99"/>
     <w:semiHidden/>
     <w:unhideWhenUsed/>
-    <w:rsid w:val="00672853"/>
+    <w:rsid w:val="00040D3D"/>
     <w:rPr>
       <w:color w:val="605E5C"/>
       <w:shd w:val="clear" w:color="auto" w:fill="E1DFDD"/>

--- a/docs/downloads/john-nelson-darby/تم/doc_0352.docx
+++ b/docs/downloads/john-nelson-darby/تم/doc_0352.docx
@@ -1,226 +1,523 @@
 
 <file path=word/document.xml><?xml version="1.0" encoding="utf-8"?>
-<w:document xmlns:wpc="http://schemas.microsoft.com/office/word/2010/wordprocessingCanvas" xmlns:cx="http://schemas.microsoft.com/office/drawing/2014/chartex" xmlns:cx1="http://schemas.microsoft.com/office/drawing/2015/9/8/chartex" xmlns:cx2="http://schemas.microsoft.com/office/drawing/2015/10/21/chartex" xmlns:cx3="http://schemas.microsoft.com/office/drawing/2016/5/9/chartex" xmlns:cx4="http://schemas.microsoft.com/office/drawing/2016/5/10/chartex" xmlns:cx5="http://schemas.microsoft.com/office/drawing/2016/5/11/chartex" xmlns:cx6="http://schemas.microsoft.com/office/drawing/2016/5/12/chartex" xmlns:cx7="http://schemas.microsoft.com/office/drawing/2016/5/13/chartex" xmlns:cx8="http://schemas.microsoft.com/office/drawing/2016/5/14/chartex" xmlns:mc="http://schemas.openxmlformats.org/markup-compatibility/2006" xmlns:aink="http://schemas.microsoft.com/office/drawing/2016/ink" xmlns:am3d="http://schemas.microsoft.com/office/drawing/2017/model3d" xmlns:o="urn:schemas-microsoft-com:office:office" xmlns:r="http://schemas.openxmlformats.org/officeDocument/2006/relationships" xmlns:m="http://schemas.openxmlformats.org/officeDocument/2006/math" xmlns:v="urn:schemas-microsoft-com:vml" xmlns:wp14="http://schemas.microsoft.com/office/word/2010/wordprocessingDrawing" xmlns:wp="http://schemas.openxmlformats.org/drawingml/2006/wordprocessingDrawing" xmlns:w10="urn:schemas-microsoft-com:office:word" xmlns:w="http://schemas.openxmlformats.org/wordprocessingml/2006/main" xmlns:w14="http://schemas.microsoft.com/office/word/2010/wordml" xmlns:w15="http://schemas.microsoft.com/office/word/2012/wordml" xmlns:w16cex="http://schemas.microsoft.com/office/word/2018/wordml/cex" xmlns:w16cid="http://schemas.microsoft.com/office/word/2016/wordml/cid" xmlns:w16="http://schemas.microsoft.com/office/word/2018/wordml" xmlns:w16sdtdh="http://schemas.microsoft.com/office/word/2020/wordml/sdtdatahash" xmlns:w16se="http://schemas.microsoft.com/office/word/2015/wordml/symex" xmlns:wpg="http://schemas.microsoft.com/office/word/2010/wordprocessingGroup" xmlns:wpi="http://schemas.microsoft.com/office/word/2010/wordprocessingInk" xmlns:wne="http://schemas.microsoft.com/office/word/2006/wordml" xmlns:wps="http://schemas.microsoft.com/office/word/2010/wordprocessingShape" mc:Ignorable="w14 w15 w16se w16cid w16 w16cex w16sdtdh wp14">
+<w:document xmlns:wpc="http://schemas.microsoft.com/office/word/2010/wordprocessingCanvas" xmlns:cx="http://schemas.microsoft.com/office/drawing/2014/chartex" xmlns:cx1="http://schemas.microsoft.com/office/drawing/2015/9/8/chartex" xmlns:cx2="http://schemas.microsoft.com/office/drawing/2015/10/21/chartex" xmlns:cx3="http://schemas.microsoft.com/office/drawing/2016/5/9/chartex" xmlns:cx4="http://schemas.microsoft.com/office/drawing/2016/5/10/chartex" xmlns:cx5="http://schemas.microsoft.com/office/drawing/2016/5/11/chartex" xmlns:cx6="http://schemas.microsoft.com/office/drawing/2016/5/12/chartex" xmlns:cx7="http://schemas.microsoft.com/office/drawing/2016/5/13/chartex" xmlns:cx8="http://schemas.microsoft.com/office/drawing/2016/5/14/chartex" xmlns:mc="http://schemas.openxmlformats.org/markup-compatibility/2006" xmlns:aink="http://schemas.microsoft.com/office/drawing/2016/ink" xmlns:am3d="http://schemas.microsoft.com/office/drawing/2017/model3d" xmlns:o="urn:schemas-microsoft-com:office:office" xmlns:r="http://schemas.openxmlformats.org/officeDocument/2006/relationships" xmlns:m="http://schemas.openxmlformats.org/officeDocument/2006/math" xmlns:v="urn:schemas-microsoft-com:vml" xmlns:wp14="http://schemas.microsoft.com/office/word/2010/wordprocessingDrawing" xmlns:wp="http://schemas.openxmlformats.org/drawingml/2006/wordprocessingDrawing" xmlns:w10="urn:schemas-microsoft-com:office:word" xmlns:w="http://schemas.openxmlformats.org/wordprocessingml/2006/main" xmlns:w14="http://schemas.microsoft.com/office/word/2010/wordml" xmlns:w15="http://schemas.microsoft.com/office/word/2012/wordml" xmlns:w16cid="http://schemas.microsoft.com/office/word/2016/wordml/cid" xmlns:w16se="http://schemas.microsoft.com/office/word/2015/wordml/symex" xmlns:wpg="http://schemas.microsoft.com/office/word/2010/wordprocessingGroup" xmlns:wpi="http://schemas.microsoft.com/office/word/2010/wordprocessingInk" xmlns:wne="http://schemas.microsoft.com/office/word/2006/wordml" xmlns:wps="http://schemas.microsoft.com/office/word/2010/wordprocessingShape" mc:Ignorable="w14 w15 w16se w16cid wp14">
+  <w:background w:color="EDEDED" w:themeColor="accent3" w:themeTint="33"/>
   <w:body>
     <w:p>
       <w:pPr>
-        <w:rPr>
-          <w:rtl/>
+        <w:jc w:val="center"/>
+        <w:rPr>
+          <w:sz w:val="44"/>
+          <w:szCs w:val="44"/>
+          <w:rtl/>
+          <w:lang w:bidi="ar-AE"/>
         </w:rPr>
       </w:pPr>
-      <w:hyperlink r:id="rId4" w:history="1">
-        <w:r>
-          <w:rPr>
-            <w:rStyle w:val="Hyperlink"/>
-            <w:rFonts w:hint="cs"/>
-            <w:rtl/>
-          </w:rPr>
-          <w:t>طاعة فورية</w:t>
-        </w:r>
-      </w:hyperlink>
+      <w:r>
+        <w:rPr>
+          <w:sz w:val="44"/>
+          <w:szCs w:val="44"/>
+          <w:rtl/>
+          <w:lang w:bidi="ar-AE"/>
+        </w:rPr>
+        <w:fldChar w:fldCharType="begin"/>
+      </w:r>
+      <w:r>
+        <w:rPr>
+          <w:sz w:val="44"/>
+          <w:szCs w:val="44"/>
+          <w:rtl/>
+          <w:lang w:bidi="ar-AE"/>
+        </w:rPr>
+        <w:instrText xml:space="preserve"> </w:instrText>
+      </w:r>
+      <w:r>
+        <w:rPr>
+          <w:sz w:val="44"/>
+          <w:szCs w:val="44"/>
+          <w:lang w:bidi="ar-AE"/>
+        </w:rPr>
+        <w:instrText>HYPERLINK</w:instrText>
+      </w:r>
+      <w:r>
+        <w:rPr>
+          <w:sz w:val="44"/>
+          <w:szCs w:val="44"/>
+          <w:rtl/>
+          <w:lang w:bidi="ar-AE"/>
+        </w:rPr>
+        <w:instrText xml:space="preserve"> "</w:instrText>
+      </w:r>
+      <w:r>
+        <w:rPr>
+          <w:sz w:val="44"/>
+          <w:szCs w:val="44"/>
+          <w:lang w:bidi="ar-AE"/>
+        </w:rPr>
+        <w:instrText>https://www.bibelstudium.de/articles/235/das-geheimnis-unserer-schwaeche.html</w:instrText>
+      </w:r>
+      <w:r>
+        <w:rPr>
+          <w:sz w:val="44"/>
+          <w:szCs w:val="44"/>
+          <w:rtl/>
+          <w:lang w:bidi="ar-AE"/>
+        </w:rPr>
+        <w:instrText xml:space="preserve">" </w:instrText>
+      </w:r>
+      <w:r>
+        <w:rPr>
+          <w:sz w:val="44"/>
+          <w:szCs w:val="44"/>
+          <w:rtl/>
+          <w:lang w:bidi="ar-AE"/>
+        </w:rPr>
+      </w:r>
+      <w:r>
+        <w:rPr>
+          <w:sz w:val="44"/>
+          <w:szCs w:val="44"/>
+          <w:rtl/>
+          <w:lang w:bidi="ar-AE"/>
+        </w:rPr>
+        <w:fldChar w:fldCharType="separate"/>
+      </w:r>
+      <w:r>
+        <w:rPr>
+          <w:rStyle w:val="Hyperlink"/>
+          <w:rFonts w:hint="cs"/>
+          <w:sz w:val="44"/>
+          <w:szCs w:val="44"/>
+          <w:rtl/>
+          <w:lang w:bidi="ar-AE"/>
+        </w:rPr>
+        <w:t>سر ضعفنا</w:t>
+      </w:r>
+      <w:r>
+        <w:rPr>
+          <w:sz w:val="44"/>
+          <w:szCs w:val="44"/>
+          <w:rtl/>
+          <w:lang w:bidi="ar-AE"/>
+        </w:rPr>
+        <w:fldChar w:fldCharType="end"/>
+      </w:r>
     </w:p>
     <w:p>
       <w:pPr>
-        <w:rPr>
-          <w:rtl/>
+        <w:jc w:val="both"/>
+        <w:rPr>
+          <w:sz w:val="44"/>
+          <w:szCs w:val="44"/>
+          <w:rtl/>
+          <w:lang w:bidi="ar-AE"/>
         </w:rPr>
       </w:pPr>
       <w:r>
-        <w:t>J N. Darby</w:t>
+        <w:rPr>
+          <w:rFonts w:hint="cs"/>
+          <w:sz w:val="44"/>
+          <w:szCs w:val="44"/>
+          <w:rtl/>
+          <w:lang w:bidi="ar-AE"/>
+        </w:rPr>
+        <w:t>فيلبي 4: 13</w:t>
       </w:r>
     </w:p>
     <w:p>
       <w:pPr>
-        <w:rPr>
-          <w:rtl/>
+        <w:jc w:val="both"/>
+        <w:rPr>
+          <w:sz w:val="44"/>
+          <w:szCs w:val="44"/>
+          <w:rtl/>
+          <w:lang w:bidi="ar-AE"/>
         </w:rPr>
       </w:pPr>
       <w:r>
         <w:rPr>
           <w:rFonts w:hint="cs"/>
-          <w:rtl/>
-        </w:rPr>
-        <w:t>"</w:t>
-      </w:r>
-      <w:r>
-        <w:rPr>
-          <w:rtl/>
-        </w:rPr>
-        <w:t>«لاَ آكُلُ حَتَّى أَتَكَلَّمَ كَلاَمِي»</w:t>
-      </w:r>
-      <w:r>
-        <w:rPr>
-          <w:rFonts w:hint="cs"/>
-          <w:rtl/>
-        </w:rPr>
-        <w:t>" (تكوين 24: 33).</w:t>
+          <w:sz w:val="44"/>
+          <w:szCs w:val="44"/>
+          <w:rtl/>
+          <w:lang w:bidi="ar-AE"/>
+        </w:rPr>
+        <w:t>إنه سؤال جاد للغاية يُطرَح على قلب أولاد الله في كل مرة من جديد، وهو: أين يكمن سر ضعفنا؟ نحن ولدنا ثانية؛ وقد حصلنا على الروح، والذي هو الآن ساكن فينا ... وبالرغم من ذلك ضعفنا الروحي هو الطابع السائد علينا ...</w:t>
       </w:r>
     </w:p>
     <w:p>
       <w:pPr>
-        <w:rPr>
-          <w:rtl/>
+        <w:jc w:val="both"/>
+        <w:rPr>
+          <w:sz w:val="44"/>
+          <w:szCs w:val="44"/>
+          <w:rtl/>
+          <w:lang w:bidi="ar-AE"/>
         </w:rPr>
       </w:pPr>
       <w:r>
         <w:rPr>
           <w:rFonts w:hint="cs"/>
-          <w:rtl/>
-        </w:rPr>
-        <w:t xml:space="preserve">ألعازر مشحون بمأموريته ولأجل هذا رفض العرض بأن يأكل شيئًا. هو يفعل ما لا بد أن يفعله. إحدى أسرار حياة المسيحي قائمة في تتميم عمل الله فوريًا من بعد أن فهم مشيئة الله، وبأن لا يسمح لأي تأخير </w:t>
-      </w:r>
-      <w:r>
-        <w:rPr>
-          <w:rtl/>
+          <w:sz w:val="44"/>
+          <w:szCs w:val="44"/>
+          <w:rtl/>
+          <w:lang w:bidi="ar-AE"/>
+        </w:rPr>
+        <w:t>عندما نرى إخوتنا المؤمنين متورطين في مآزق العالم أو في ارتباطات رديئة، أفلسنا كثيرًا ما نعبر عنهم لأننا ندرك عجزنا عن إخراجهم؟ عندما يقع الآخرون في زلة، فمَن منا هو "روحي" بما يكفي لردّهم في روح الوداعة؟ أفليس علينا أن نعترف في كثير من الأحيان، بأننا لا نعرف كيف نخلص من المشاكل التي تطرأ في الاجتماع</w:t>
+      </w:r>
+      <w:r>
+        <w:rPr>
+          <w:rFonts w:hint="cs"/>
+          <w:sz w:val="44"/>
+          <w:szCs w:val="44"/>
+          <w:rtl/>
+          <w:lang w:bidi="ar-AE"/>
+        </w:rPr>
+        <w:t xml:space="preserve">؟ نعم، ألا يظهر ضعفنا في كل نواحي حياتنا؟ في السلوك وفي الخدمة، بصورة شخصية أو علنية؟ إن كان هكذا الأمر </w:t>
+      </w:r>
+      <w:r>
+        <w:rPr>
+          <w:sz w:val="44"/>
+          <w:szCs w:val="44"/>
+          <w:rtl/>
+          <w:lang w:bidi="ar-AE"/>
         </w:rPr>
         <w:t>–</w:t>
       </w:r>
       <w:r>
         <w:rPr>
           <w:rFonts w:hint="cs"/>
-          <w:rtl/>
-        </w:rPr>
-        <w:t xml:space="preserve"> وإن كان </w:t>
-      </w:r>
-      <w:r>
-        <w:rPr>
-          <w:rFonts w:hint="cs"/>
-          <w:rtl/>
-        </w:rPr>
-        <w:t>ب</w:t>
-      </w:r>
-      <w:r>
-        <w:rPr>
-          <w:rFonts w:hint="cs"/>
-          <w:rtl/>
-        </w:rPr>
-        <w:t>إسكات احتياجنا الجسدي. هذا هو عمل تأثير الروح القدس وبرهانه.</w:t>
+          <w:sz w:val="44"/>
+          <w:szCs w:val="44"/>
+          <w:rtl/>
+          <w:lang w:bidi="ar-AE"/>
+        </w:rPr>
+        <w:t xml:space="preserve"> فلِمَ هو كذلك؟</w:t>
       </w:r>
     </w:p>
     <w:p>
       <w:pPr>
-        <w:rPr>
-          <w:rtl/>
+        <w:jc w:val="both"/>
+        <w:rPr>
+          <w:sz w:val="44"/>
+          <w:szCs w:val="44"/>
+          <w:rtl/>
+          <w:lang w:bidi="ar-AE"/>
         </w:rPr>
       </w:pPr>
       <w:r>
         <w:rPr>
           <w:rFonts w:hint="cs"/>
-          <w:rtl/>
-        </w:rPr>
-        <w:t xml:space="preserve">ألعازر يتمنى بأن يتمم مأموريته. وعن ماذا كانت؟ كانت متعلقة بشؤون إبراهيم، سيده، وكرامته،! </w:t>
-      </w:r>
-      <w:r>
-        <w:rPr>
-          <w:rFonts w:hint="cs"/>
-          <w:rtl/>
-        </w:rPr>
-        <w:t>إن الذي ائتمنها له كانت اهتمامات اسحق، ابنه.</w:t>
+          <w:sz w:val="44"/>
+          <w:szCs w:val="44"/>
+          <w:rtl/>
+          <w:lang w:bidi="ar-AE"/>
+        </w:rPr>
+        <w:lastRenderedPageBreak/>
+        <w:t>إن</w:t>
+      </w:r>
+      <w:bookmarkStart w:id="0" w:name="_GoBack"/>
+      <w:bookmarkEnd w:id="0"/>
+      <w:r>
+        <w:rPr>
+          <w:rFonts w:hint="cs"/>
+          <w:sz w:val="44"/>
+          <w:szCs w:val="44"/>
+          <w:rtl/>
+          <w:lang w:bidi="ar-AE"/>
+        </w:rPr>
+        <w:t>ه حق تمامًا بأن ربنا قال: "</w:t>
+      </w:r>
+      <w:r>
+        <w:rPr>
+          <w:sz w:val="44"/>
+          <w:szCs w:val="44"/>
+          <w:rtl/>
+          <w:lang w:bidi="ar-AE"/>
+        </w:rPr>
+        <w:t>لأَنَّكُمْ بِدُونِي لاَ تَقْدِرُونَ أَنْ تَفْعَلُوا شَيْئًا.</w:t>
+      </w:r>
+      <w:r>
+        <w:rPr>
+          <w:rFonts w:hint="cs"/>
+          <w:sz w:val="44"/>
+          <w:szCs w:val="44"/>
+          <w:rtl/>
+          <w:lang w:bidi="ar-AE"/>
+        </w:rPr>
+        <w:t>" (يوحنا 15: 5). لكن هو صحيح أيضًا، بأن خادمه بولس يقول: "</w:t>
+      </w:r>
+      <w:r>
+        <w:rPr>
+          <w:sz w:val="44"/>
+          <w:szCs w:val="44"/>
+          <w:rtl/>
+          <w:lang w:bidi="ar-AE"/>
+        </w:rPr>
+        <w:t xml:space="preserve"> أَسْتَطِيعُ كُلَّ شَيْءٍ فِي الْمَسِيحِ الَّذِي يُقَوِّينِي.</w:t>
+      </w:r>
+      <w:r>
+        <w:rPr>
+          <w:rFonts w:hint="cs"/>
+          <w:sz w:val="44"/>
+          <w:szCs w:val="44"/>
+          <w:rtl/>
+          <w:lang w:bidi="ar-AE"/>
+        </w:rPr>
+        <w:t>" (فيلبي 4: 13) وهو يُذك</w:t>
+      </w:r>
+      <w:r>
+        <w:rPr>
+          <w:rFonts w:hint="cs"/>
+          <w:sz w:val="44"/>
+          <w:szCs w:val="44"/>
+          <w:rtl/>
+          <w:lang w:bidi="ar-AE"/>
+        </w:rPr>
+        <w:t>ّ</w:t>
+      </w:r>
+      <w:r>
+        <w:rPr>
+          <w:rFonts w:hint="cs"/>
+          <w:sz w:val="44"/>
+          <w:szCs w:val="44"/>
+          <w:rtl/>
+          <w:lang w:bidi="ar-AE"/>
+        </w:rPr>
+        <w:t>ر تيموثاوس بأن الله "</w:t>
+      </w:r>
+      <w:r>
+        <w:rPr>
+          <w:sz w:val="44"/>
+          <w:szCs w:val="44"/>
+          <w:rtl/>
+          <w:lang w:bidi="ar-AE"/>
+        </w:rPr>
+        <w:t>لَمْ يُعْطِنَا رُوحَ الْفَشَلِ، بَلْ رُوحَ الْقُوَّةِ وَالْمَحَبَّةِ وَالنُّصْحِ.</w:t>
+      </w:r>
+      <w:r>
+        <w:rPr>
+          <w:rFonts w:hint="cs"/>
+          <w:sz w:val="44"/>
+          <w:szCs w:val="44"/>
+          <w:rtl/>
+          <w:lang w:bidi="ar-AE"/>
+        </w:rPr>
+        <w:t xml:space="preserve">" (2. تيموثاوس 1: 7). إن كنا تعلمنا أننا لسنا </w:t>
+      </w:r>
+      <w:proofErr w:type="spellStart"/>
+      <w:r>
+        <w:rPr>
+          <w:rFonts w:hint="cs"/>
+          <w:sz w:val="44"/>
+          <w:szCs w:val="44"/>
+          <w:rtl/>
+          <w:lang w:bidi="ar-AE"/>
+        </w:rPr>
+        <w:t>كفاة</w:t>
+      </w:r>
+      <w:proofErr w:type="spellEnd"/>
+      <w:r>
+        <w:rPr>
+          <w:rFonts w:hint="cs"/>
+          <w:sz w:val="44"/>
+          <w:szCs w:val="44"/>
+          <w:rtl/>
+          <w:lang w:bidi="ar-AE"/>
+        </w:rPr>
+        <w:t xml:space="preserve"> من أنفسنا، عندها يُقال أيضًا بأن "</w:t>
+      </w:r>
+      <w:r>
+        <w:rPr>
+          <w:sz w:val="44"/>
+          <w:szCs w:val="44"/>
+          <w:rtl/>
+          <w:lang w:bidi="ar-AE"/>
+        </w:rPr>
+        <w:t>كِفَايَتُنَا مِنَ اللهِ،</w:t>
+      </w:r>
+      <w:r>
+        <w:rPr>
+          <w:rFonts w:hint="cs"/>
+          <w:sz w:val="44"/>
+          <w:szCs w:val="44"/>
+          <w:rtl/>
+          <w:lang w:bidi="ar-AE"/>
+        </w:rPr>
+        <w:t>" (2. كورنثوس 3: 5).</w:t>
       </w:r>
     </w:p>
     <w:p>
       <w:pPr>
-        <w:rPr>
-          <w:rtl/>
+        <w:jc w:val="both"/>
+        <w:rPr>
+          <w:sz w:val="44"/>
+          <w:szCs w:val="44"/>
+          <w:rtl/>
+          <w:lang w:bidi="ar-AE"/>
         </w:rPr>
       </w:pPr>
       <w:r>
         <w:rPr>
           <w:rFonts w:hint="cs"/>
-          <w:rtl/>
-        </w:rPr>
-        <w:t>ونحن استأمنا الله على مجد يسوع، ابنه؛ وهذا المجد يشغلنا بالروح القدس المعطى لنا إن كانت عيننا بسيطة وكانت لنا قدرة تمييز روحية وفق المقام الذي نقلنا إليه الله. عندما أفكر براحتي، بشؤوني بما يخصني (وهنالك الآلاف من الأسباب التي هي ضد الطاعة الفورية)، عندها سيكون معناه أننا نستشير لحمًا ودمًا . لكن إن سألت ما هي اهتمامات المسيح، عندها سيُحسَم الأمر سريعًا. إن فكرت في أمر آخر، عندها لا أكون ساعيًا لمجد المسيح المؤتمن لي.</w:t>
+          <w:sz w:val="44"/>
+          <w:szCs w:val="44"/>
+          <w:rtl/>
+          <w:lang w:bidi="ar-AE"/>
+        </w:rPr>
+        <w:t>هنالك أسباب نخافها، بأن كل شيء نابع من نقص في انتظارنا (وضع رجائنا في الله). "</w:t>
+      </w:r>
+      <w:r>
+        <w:rPr>
+          <w:sz w:val="44"/>
+          <w:szCs w:val="44"/>
+          <w:rtl/>
+          <w:lang w:bidi="ar-AE"/>
+        </w:rPr>
+        <w:t>وَأَمَّا مُنْتَظِرُو الرَّبِّ فَيُجَدِّدُونَ قُوَّةً. يَرْفَعُونَ أَجْنِحَةً كَالنُّسُورِ. يَرْكُضُونَ وَلاَ يَتْعَبُونَ. يَمْشُونَ وَلاَ يُعْيُونَ.</w:t>
+      </w:r>
+      <w:r>
+        <w:rPr>
+          <w:rFonts w:hint="cs"/>
+          <w:sz w:val="44"/>
+          <w:szCs w:val="44"/>
+          <w:rtl/>
+          <w:lang w:bidi="ar-AE"/>
+        </w:rPr>
+        <w:t>" (أشعياء 40: 31). إن هذا الموضع الكتابي يري بأن القوة الروحية هي النتيجة المباشرة إن وضعنا رجاءنا في الله. وإنه لا بد أن يكون كذلك، لأنه لو فعلنا ذلك</w:t>
+      </w:r>
+      <w:r>
+        <w:rPr>
+          <w:rFonts w:hint="cs"/>
+          <w:sz w:val="44"/>
+          <w:szCs w:val="44"/>
+          <w:rtl/>
+          <w:lang w:bidi="ar-AE"/>
+        </w:rPr>
+        <w:t xml:space="preserve"> فإننا س</w:t>
+      </w:r>
+      <w:r>
+        <w:rPr>
+          <w:sz w:val="44"/>
+          <w:szCs w:val="44"/>
+          <w:rtl/>
+          <w:lang w:bidi="ar-AE"/>
+        </w:rPr>
+        <w:t xml:space="preserve">نعبّر </w:t>
+      </w:r>
+      <w:r>
+        <w:rPr>
+          <w:rFonts w:hint="cs"/>
+          <w:sz w:val="44"/>
+          <w:szCs w:val="44"/>
+          <w:rtl/>
+          <w:lang w:bidi="ar-AE"/>
+        </w:rPr>
+        <w:t xml:space="preserve">بذلك عن ضعفنا </w:t>
+      </w:r>
+      <w:r>
+        <w:rPr>
+          <w:rFonts w:hint="cs"/>
+          <w:sz w:val="44"/>
+          <w:szCs w:val="44"/>
+          <w:rtl/>
+          <w:lang w:bidi="ar-AE"/>
+        </w:rPr>
+        <w:lastRenderedPageBreak/>
+        <w:t>وعن اعتمادنا، والرب</w:t>
+      </w:r>
+      <w:r>
+        <w:rPr>
+          <w:sz w:val="44"/>
+          <w:szCs w:val="44"/>
+          <w:rtl/>
+        </w:rPr>
+        <w:t xml:space="preserve"> </w:t>
+      </w:r>
+      <w:r>
+        <w:rPr>
+          <w:sz w:val="44"/>
+          <w:szCs w:val="44"/>
+          <w:rtl/>
+          <w:lang w:bidi="ar-AE"/>
+        </w:rPr>
+        <w:t>فقط</w:t>
+      </w:r>
+      <w:r>
+        <w:rPr>
+          <w:rFonts w:hint="cs"/>
+          <w:sz w:val="44"/>
+          <w:szCs w:val="44"/>
+          <w:rtl/>
+          <w:lang w:bidi="ar-AE"/>
+        </w:rPr>
+        <w:t xml:space="preserve"> سيُظهر قوته القديرة، إن كنا معتمدين عليه. لذا دعونا على الدوام ننتظر الله. "</w:t>
+      </w:r>
+      <w:r>
+        <w:rPr>
+          <w:sz w:val="44"/>
+          <w:szCs w:val="44"/>
+          <w:rtl/>
+          <w:lang w:bidi="ar-AE"/>
+        </w:rPr>
+        <w:t>انْتَظِرِ الرَّبَّ. لِيَتَشَدَّدْ وَلْيَتَشَجَّعْ قَلْبُكَ، وَانْتَظِرِ الرَّبَّ.</w:t>
+      </w:r>
+      <w:r>
+        <w:rPr>
+          <w:rFonts w:hint="cs"/>
+          <w:sz w:val="44"/>
+          <w:szCs w:val="44"/>
+          <w:rtl/>
+          <w:lang w:bidi="ar-AE"/>
+        </w:rPr>
+        <w:t>!" (مزمور 27: 14).</w:t>
       </w:r>
     </w:p>
     <w:p>
       <w:pPr>
-        <w:rPr>
-          <w:rFonts w:hint="cs"/>
-          <w:rtl/>
+        <w:bidi w:val="0"/>
+        <w:jc w:val="both"/>
+        <w:rPr>
+          <w:sz w:val="44"/>
+          <w:szCs w:val="44"/>
+          <w:lang w:bidi="ar-AE"/>
         </w:rPr>
       </w:pPr>
       <w:r>
         <w:rPr>
-          <w:rtl/>
-        </w:rPr>
-        <w:t>ألعازر</w:t>
-      </w:r>
-      <w:r>
-        <w:rPr>
-          <w:rFonts w:hint="cs"/>
-          <w:rtl/>
-        </w:rPr>
-        <w:t xml:space="preserve"> فكّر باستمرار بابراهيم مَن أسلمه كل شيء؛ فكانت أفكاره تدور فقط حوله. عندما تمتلئ قلوبنا </w:t>
-      </w:r>
-      <w:r>
-        <w:rPr>
-          <w:rFonts w:hint="cs"/>
-          <w:rtl/>
-        </w:rPr>
-        <w:t xml:space="preserve">من الروح القدس سيكون حالنا هكذا تمامًا. إنه من المهم جدًا بالنسبة لنا بأن نحفظ في فكرنا بأن الله ائتمننا على مجد يسوع. هو لا يحتاجنا؛ وما عدا ذلك </w:t>
-      </w:r>
-      <w:r>
-        <w:rPr>
-          <w:rtl/>
-        </w:rPr>
-        <w:t>–</w:t>
-      </w:r>
-      <w:r>
-        <w:rPr>
-          <w:rFonts w:hint="cs"/>
-          <w:rtl/>
-        </w:rPr>
-        <w:t xml:space="preserve"> ماذا عسانا أن نعمل؟ إنه هو الذي يعمل فينا؛ ولا بد لنا أن نتركه فقط بأن يعمل. الاعتماد على الرب يظهر في عزيمة العبد. لذا قال ألعازر: </w:t>
-      </w:r>
-      <w:r>
-        <w:rPr>
-          <w:rtl/>
-        </w:rPr>
-        <w:t>"«لاَ آكُلُ حَتَّى أَتَكَلَّمَ كَلاَمِي»"</w:t>
-      </w:r>
-      <w:r>
-        <w:rPr>
-          <w:rFonts w:hint="cs"/>
-          <w:rtl/>
-        </w:rPr>
-        <w:t>.</w:t>
-      </w:r>
-    </w:p>
-    <w:p>
-      <w:pPr>
-        <w:rPr>
-          <w:rFonts w:hint="cs"/>
-        </w:rPr>
-      </w:pPr>
+          <w:sz w:val="44"/>
+          <w:szCs w:val="44"/>
+          <w:lang w:bidi="ar-AE"/>
+        </w:rPr>
+        <w:t>John Nelson Darby</w:t>
+      </w:r>
     </w:p>
     <w:sectPr>
-      <w:pgSz w:w="11906" w:h="16838"/>
-      <w:pgMar w:top="1440" w:right="1440" w:bottom="1440" w:left="1440" w:header="708" w:footer="708" w:gutter="0"/>
+      <w:pgSz w:w="8391" w:h="11906" w:code="11"/>
+      <w:pgMar w:top="720" w:right="720" w:bottom="720" w:left="720" w:header="708" w:footer="708" w:gutter="0"/>
       <w:cols w:space="708"/>
       <w:bidi/>
       <w:rtlGutter/>
-      <w:docGrid w:linePitch="360"/>
+      <w:docGrid w:linePitch="381"/>
     </w:sectPr>
   </w:body>
 </w:document>
 </file>
 
 <file path=word/styles.xml><?xml version="1.0" encoding="utf-8"?>
-<w:styles xmlns:mc="http://schemas.openxmlformats.org/markup-compatibility/2006" xmlns:r="http://schemas.openxmlformats.org/officeDocument/2006/relationships" xmlns:w="http://schemas.openxmlformats.org/wordprocessingml/2006/main" xmlns:w14="http://schemas.microsoft.com/office/word/2010/wordml" xmlns:w15="http://schemas.microsoft.com/office/word/2012/wordml" xmlns:w16cex="http://schemas.microsoft.com/office/word/2018/wordml/cex" xmlns:w16cid="http://schemas.microsoft.com/office/word/2016/wordml/cid" xmlns:w16="http://schemas.microsoft.com/office/word/2018/wordml" xmlns:w16sdtdh="http://schemas.microsoft.com/office/word/2020/wordml/sdtdatahash" xmlns:w16se="http://schemas.microsoft.com/office/word/2015/wordml/symex" mc:Ignorable="w14 w15 w16se w16cid w16 w16cex w16sdtdh">
+<w:styles xmlns:mc="http://schemas.openxmlformats.org/markup-compatibility/2006" xmlns:r="http://schemas.openxmlformats.org/officeDocument/2006/relationships" xmlns:w="http://schemas.openxmlformats.org/wordprocessingml/2006/main" xmlns:w14="http://schemas.microsoft.com/office/word/2010/wordml" xmlns:w15="http://schemas.microsoft.com/office/word/2012/wordml" xmlns:w16cid="http://schemas.microsoft.com/office/word/2016/wordml/cid" xmlns:w16se="http://schemas.microsoft.com/office/word/2015/wordml/symex" mc:Ignorable="w14 w15 w16se w16cid">
   <w:docDefaults>
     <w:rPrDefault>
       <w:rPr>
         <w:rFonts w:ascii="Sakkal Majalla" w:eastAsiaTheme="minorHAnsi" w:hAnsi="Sakkal Majalla" w:cs="Sakkal Majalla"/>
         <w:sz w:val="28"/>
         <w:szCs w:val="28"/>
-        <w:lang w:val="en-US" w:eastAsia="en-US" w:bidi="he-IL"/>
+        <w:lang w:val="en-US" w:eastAsia="en-US" w:bidi="ar-SA"/>
       </w:rPr>
     </w:rPrDefault>
     <w:pPrDefault>
       <w:pPr>
-        <w:bidi/>
         <w:spacing w:after="160" w:line="259" w:lineRule="auto"/>
-        <w:jc w:val="both"/>
       </w:pPr>
     </w:pPrDefault>
   </w:docDefaults>
@@ -605,14 +902,14 @@
   <w:style w:type="paragraph" w:default="1" w:styleId="Normal">
     <w:name w:val="Normal"/>
     <w:qFormat/>
-    <w:rPr>
-      <w:noProof/>
-      <w:lang w:bidi="ar-EG"/>
-    </w:rPr>
+    <w:pPr>
+      <w:bidi/>
+    </w:pPr>
   </w:style>
   <w:style w:type="character" w:default="1" w:styleId="DefaultParagraphFont">
     <w:name w:val="Default Paragraph Font"/>
     <w:uiPriority w:val="1"/>
+    <w:semiHidden/>
     <w:unhideWhenUsed/>
   </w:style>
   <w:style w:type="table" w:default="1" w:styleId="TableNormal">
@@ -641,7 +938,7 @@
     <w:basedOn w:val="DefaultParagraphFont"/>
     <w:uiPriority w:val="99"/>
     <w:unhideWhenUsed/>
-    <w:rsid w:val="00040D3D"/>
+    <w:rsid w:val="004B421F"/>
     <w:rPr>
       <w:color w:val="0563C1" w:themeColor="hyperlink"/>
       <w:u w:val="single"/>
@@ -653,7 +950,7 @@
     <w:uiPriority w:val="99"/>
     <w:semiHidden/>
     <w:unhideWhenUsed/>
-    <w:rsid w:val="00040D3D"/>
+    <w:rsid w:val="004B421F"/>
     <w:rPr>
       <w:color w:val="605E5C"/>
       <w:shd w:val="clear" w:color="auto" w:fill="E1DFDD"/>
